--- a/3испсп/3 Циклы в C++.docx
+++ b/3испсп/3 Циклы в C++.docx
@@ -6378,7 +6378,7 @@
                 <v:shape id="_x0000_i1025" type="#_x0000_t75" style="width:58.75pt;height:79.5pt" o:ole="">
                   <v:imagedata r:id="rId7" o:title=""/>
                 </v:shape>
-                <o:OLEObject Type="Embed" ProgID="PBrush" ShapeID="_x0000_i1025" DrawAspect="Content" ObjectID="_1825865160" r:id="rId8"/>
+                <o:OLEObject Type="Embed" ProgID="PBrush" ShapeID="_x0000_i1025" DrawAspect="Content" ObjectID="_1837049959" r:id="rId8"/>
               </w:object>
             </w:r>
           </w:p>
@@ -6405,7 +6405,7 @@
                 <v:shape id="_x0000_i1026" type="#_x0000_t75" style="width:48.95pt;height:58.75pt" o:ole="">
                   <v:imagedata r:id="rId9" o:title=""/>
                 </v:shape>
-                <o:OLEObject Type="Embed" ProgID="PBrush" ShapeID="_x0000_i1026" DrawAspect="Content" ObjectID="_1825865161" r:id="rId10"/>
+                <o:OLEObject Type="Embed" ProgID="PBrush" ShapeID="_x0000_i1026" DrawAspect="Content" ObjectID="_1837049960" r:id="rId10"/>
               </w:object>
             </w:r>
           </w:p>
@@ -6432,7 +6432,7 @@
                 <v:shape id="_x0000_i1027" type="#_x0000_t75" style="width:53pt;height:56.45pt" o:ole="">
                   <v:imagedata r:id="rId11" o:title=""/>
                 </v:shape>
-                <o:OLEObject Type="Embed" ProgID="PBrush" ShapeID="_x0000_i1027" DrawAspect="Content" ObjectID="_1825865162" r:id="rId12"/>
+                <o:OLEObject Type="Embed" ProgID="PBrush" ShapeID="_x0000_i1027" DrawAspect="Content" ObjectID="_1837049961" r:id="rId12"/>
               </w:object>
             </w:r>
           </w:p>
@@ -6459,7 +6459,7 @@
                 <v:shape id="_x0000_i1028" type="#_x0000_t75" style="width:66.8pt;height:59.35pt" o:ole="">
                   <v:imagedata r:id="rId13" o:title=""/>
                 </v:shape>
-                <o:OLEObject Type="Embed" ProgID="PBrush" ShapeID="_x0000_i1028" DrawAspect="Content" ObjectID="_1825865163" r:id="rId14"/>
+                <o:OLEObject Type="Embed" ProgID="PBrush" ShapeID="_x0000_i1028" DrawAspect="Content" ObjectID="_1837049962" r:id="rId14"/>
               </w:object>
             </w:r>
           </w:p>
@@ -6486,7 +6486,7 @@
                 <v:shape id="_x0000_i1029" type="#_x0000_t75" style="width:64.5pt;height:59.35pt" o:ole="">
                   <v:imagedata r:id="rId15" o:title=""/>
                 </v:shape>
-                <o:OLEObject Type="Embed" ProgID="PBrush" ShapeID="_x0000_i1029" DrawAspect="Content" ObjectID="_1825865164" r:id="rId16"/>
+                <o:OLEObject Type="Embed" ProgID="PBrush" ShapeID="_x0000_i1029" DrawAspect="Content" ObjectID="_1837049963" r:id="rId16"/>
               </w:object>
             </w:r>
           </w:p>
@@ -6511,7 +6511,7 @@
                 <v:shape id="_x0000_i1030" type="#_x0000_t75" style="width:42.05pt;height:62.2pt" o:ole="">
                   <v:imagedata r:id="rId17" o:title=""/>
                 </v:shape>
-                <o:OLEObject Type="Embed" ProgID="PBrush" ShapeID="_x0000_i1030" DrawAspect="Content" ObjectID="_1825865165" r:id="rId18"/>
+                <o:OLEObject Type="Embed" ProgID="PBrush" ShapeID="_x0000_i1030" DrawAspect="Content" ObjectID="_1837049964" r:id="rId18"/>
               </w:object>
             </w:r>
           </w:p>
@@ -6533,7 +6533,7 @@
                 <v:shape id="_x0000_i1031" type="#_x0000_t75" style="width:120.95pt;height:46.65pt" o:ole="">
                   <v:imagedata r:id="rId19" o:title=""/>
                 </v:shape>
-                <o:OLEObject Type="Embed" ProgID="PBrush" ShapeID="_x0000_i1031" DrawAspect="Content" ObjectID="_1825865166" r:id="rId20"/>
+                <o:OLEObject Type="Embed" ProgID="PBrush" ShapeID="_x0000_i1031" DrawAspect="Content" ObjectID="_1837049965" r:id="rId20"/>
               </w:object>
             </w:r>
           </w:p>
@@ -6555,7 +6555,7 @@
                 <v:shape id="_x0000_i1032" type="#_x0000_t75" style="width:62.2pt;height:59.35pt" o:ole="">
                   <v:imagedata r:id="rId21" o:title=""/>
                 </v:shape>
-                <o:OLEObject Type="Embed" ProgID="PBrush" ShapeID="_x0000_i1032" DrawAspect="Content" ObjectID="_1825865167" r:id="rId22"/>
+                <o:OLEObject Type="Embed" ProgID="PBrush" ShapeID="_x0000_i1032" DrawAspect="Content" ObjectID="_1837049966" r:id="rId22"/>
               </w:object>
             </w:r>
           </w:p>
@@ -6577,7 +6577,7 @@
                 <v:shape id="_x0000_i1033" type="#_x0000_t75" style="width:44.35pt;height:91.6pt" o:ole="">
                   <v:imagedata r:id="rId23" o:title=""/>
                 </v:shape>
-                <o:OLEObject Type="Embed" ProgID="PBrush" ShapeID="_x0000_i1033" DrawAspect="Content" ObjectID="_1825865168" r:id="rId24"/>
+                <o:OLEObject Type="Embed" ProgID="PBrush" ShapeID="_x0000_i1033" DrawAspect="Content" ObjectID="_1837049967" r:id="rId24"/>
               </w:object>
             </w:r>
           </w:p>
@@ -6602,7 +6602,7 @@
                 <v:shape id="_x0000_i1034" type="#_x0000_t75" style="width:36.85pt;height:77.2pt" o:ole="">
                   <v:imagedata r:id="rId25" o:title=""/>
                 </v:shape>
-                <o:OLEObject Type="Embed" ProgID="PBrush" ShapeID="_x0000_i1034" DrawAspect="Content" ObjectID="_1825865169" r:id="rId26"/>
+                <o:OLEObject Type="Embed" ProgID="PBrush" ShapeID="_x0000_i1034" DrawAspect="Content" ObjectID="_1837049968" r:id="rId26"/>
               </w:object>
             </w:r>
           </w:p>
@@ -7437,26 +7437,14 @@
       </w:pPr>
       <w:r>
         <w:rPr>
+          <w:rFonts w:cs="Times New Roman"/>
           <w:b/>
-          <w:u w:val="single"/>
+          <w:bCs/>
+          <w:i/>
+          <w:szCs w:val="28"/>
         </w:rPr>
         <w:lastRenderedPageBreak/>
-        <w:t xml:space="preserve">Задание </w:t>
-      </w:r>
-      <w:r>
-        <w:rPr>
-          <w:b/>
-          <w:u w:val="single"/>
-          <w:lang w:val="en-US"/>
-        </w:rPr>
-        <w:t>4*</w:t>
-      </w:r>
-      <w:r>
-        <w:rPr>
-          <w:b/>
-          <w:u w:val="single"/>
-        </w:rPr>
-        <w:t>.</w:t>
+        <w:t>Дополнительно:</w:t>
       </w:r>
       <w:r>
         <w:rPr>
@@ -9450,7 +9438,7 @@
             <w:rPr>
               <w:noProof/>
             </w:rPr>
-            <w:t>1</w:t>
+            <w:t>6</w:t>
           </w:r>
         </w:fldSimple>
       </w:p>
